--- a/contents/battle-workbook/soc-w10.docx
+++ b/contents/battle-workbook/soc-w10.docx
@@ -362,7 +362,7 @@
         </w:rPr>
         <w:t>curl -s -H "Host: dvwa.6v6.lab" \</w:t>
         <w:br/>
-        <w:t xml:space="preserve">  "http://&lt;대상_공개IP&gt;/?id=wb10r1-kim-1%20UNION%20SELECT%20user,password%20FROM%20users"</w:t>
+        <w:t xml:space="preserve">  "http://192.168.0.161/?id=wb10r1-kim-1%20UNION%20SELECT%20user,password%20FROM%20users"</w:t>
       </w:r>
     </w:p>
     <w:p>
@@ -470,7 +470,7 @@
           <w:b/>
           <w:sz w:val="22"/>
         </w:rPr>
-        <w:t>▶ 실행 결과 화면 (스크린샷 붙여넣기)</w:t>
+        <w:t>▶ 실행 결과 (출력/스크린샷)</w:t>
       </w:r>
     </w:p>
     <w:tbl>
@@ -504,7 +504,7 @@
                 <w:color w:val="AAAAAA"/>
                 <w:sz w:val="18"/>
               </w:rPr>
-              <w:t>여기에 결과 스크린샷을 붙여넣으세요 (커서를 두고 Ctrl+V)</w:t>
+              <w:t>여기에 결과 출력을 적거나 스크린샷을 붙여넣으세요 (커서를 두고 Ctrl+V)</w:t>
             </w:r>
           </w:p>
         </w:tc>
@@ -755,7 +755,7 @@
           <w:b/>
           <w:sz w:val="22"/>
         </w:rPr>
-        <w:t>▶ 실행 결과 화면 (스크린샷 붙여넣기)</w:t>
+        <w:t>▶ 실행 결과 (출력/스크린샷)</w:t>
       </w:r>
     </w:p>
     <w:tbl>
@@ -789,7 +789,7 @@
                 <w:color w:val="AAAAAA"/>
                 <w:sz w:val="18"/>
               </w:rPr>
-              <w:t>여기에 결과 스크린샷을 붙여넣으세요 (커서를 두고 Ctrl+V)</w:t>
+              <w:t>여기에 결과 출력을 적거나 스크린샷을 붙여넣으세요 (커서를 두고 Ctrl+V)</w:t>
             </w:r>
           </w:p>
         </w:tc>
@@ -1023,7 +1023,7 @@
           <w:b/>
           <w:sz w:val="22"/>
         </w:rPr>
-        <w:t>▶ 실행 결과 화면 (스크린샷 붙여넣기)</w:t>
+        <w:t>▶ 실행 결과 (출력/스크린샷)</w:t>
       </w:r>
     </w:p>
     <w:tbl>
@@ -1057,7 +1057,7 @@
                 <w:color w:val="AAAAAA"/>
                 <w:sz w:val="18"/>
               </w:rPr>
-              <w:t>여기에 결과 스크린샷을 붙여넣으세요 (커서를 두고 Ctrl+V)</w:t>
+              <w:t>여기에 결과 출력을 적거나 스크린샷을 붙여넣으세요 (커서를 두고 Ctrl+V)</w:t>
             </w:r>
           </w:p>
         </w:tc>
@@ -1291,7 +1291,7 @@
           <w:b/>
           <w:sz w:val="22"/>
         </w:rPr>
-        <w:t>▶ 실행 결과 화면 (스크린샷 붙여넣기)</w:t>
+        <w:t>▶ 실행 결과 (출력/스크린샷)</w:t>
       </w:r>
     </w:p>
     <w:tbl>
@@ -1325,7 +1325,7 @@
                 <w:color w:val="AAAAAA"/>
                 <w:sz w:val="18"/>
               </w:rPr>
-              <w:t>여기에 결과 스크린샷을 붙여넣으세요 (커서를 두고 Ctrl+V)</w:t>
+              <w:t>여기에 결과 출력을 적거나 스크린샷을 붙여넣으세요 (커서를 두고 Ctrl+V)</w:t>
             </w:r>
           </w:p>
         </w:tc>
@@ -1614,7 +1614,7 @@
           <w:b/>
           <w:sz w:val="22"/>
         </w:rPr>
-        <w:t>▶ 실행 결과 화면 (스크린샷 붙여넣기)</w:t>
+        <w:t>▶ 실행 결과 (출력/스크린샷)</w:t>
       </w:r>
     </w:p>
     <w:tbl>
@@ -1648,7 +1648,7 @@
                 <w:color w:val="AAAAAA"/>
                 <w:sz w:val="18"/>
               </w:rPr>
-              <w:t>여기에 결과 스크린샷을 붙여넣으세요 (커서를 두고 Ctrl+V)</w:t>
+              <w:t>여기에 결과 출력을 적거나 스크린샷을 붙여넣으세요 (커서를 두고 Ctrl+V)</w:t>
             </w:r>
           </w:p>
         </w:tc>
@@ -1872,7 +1872,7 @@
           <w:b/>
           <w:sz w:val="22"/>
         </w:rPr>
-        <w:t>▶ 실행 결과 화면 (스크린샷 붙여넣기)</w:t>
+        <w:t>▶ 실행 결과 (출력/스크린샷)</w:t>
       </w:r>
     </w:p>
     <w:tbl>
@@ -1906,7 +1906,7 @@
                 <w:color w:val="AAAAAA"/>
                 <w:sz w:val="18"/>
               </w:rPr>
-              <w:t>여기에 결과 스크린샷을 붙여넣으세요 (커서를 두고 Ctrl+V)</w:t>
+              <w:t>여기에 결과 출력을 적거나 스크린샷을 붙여넣으세요 (커서를 두고 Ctrl+V)</w:t>
             </w:r>
           </w:p>
         </w:tc>
@@ -2140,7 +2140,7 @@
           <w:b/>
           <w:sz w:val="22"/>
         </w:rPr>
-        <w:t>▶ 실행 결과 화면 (스크린샷 붙여넣기)</w:t>
+        <w:t>▶ 실행 결과 (출력/스크린샷)</w:t>
       </w:r>
     </w:p>
     <w:tbl>
@@ -2174,7 +2174,7 @@
                 <w:color w:val="AAAAAA"/>
                 <w:sz w:val="18"/>
               </w:rPr>
-              <w:t>여기에 결과 스크린샷을 붙여넣으세요 (커서를 두고 Ctrl+V)</w:t>
+              <w:t>여기에 결과 출력을 적거나 스크린샷을 붙여넣으세요 (커서를 두고 Ctrl+V)</w:t>
             </w:r>
           </w:p>
         </w:tc>

--- a/contents/battle-workbook/soc-w10.docx
+++ b/contents/battle-workbook/soc-w10.docx
@@ -360,7 +360,7 @@
           <w:rFonts w:ascii="Consolas" w:hAnsi="Consolas"/>
           <w:sz w:val="19"/>
         </w:rPr>
-        <w:t>curl -s -H "Host: dvwa.6v6.lab" \</w:t>
+        <w:t>curl -s -H "Host: dvwa.el34.lab" \</w:t>
         <w:br/>
         <w:t xml:space="preserve">  "http://192.168.0.161/?id=wb10r1-kim-1%20UNION%20SELECT%20user,password%20FROM%20users"</w:t>
       </w:r>
